--- a/Neo'Doc/Проектное_предложение.docx
+++ b/Neo'Doc/Проектное_предложение.docx
@@ -217,7 +217,7 @@
           <w:sz w:val="24"/>
           <w:szCs w:val="24"/>
         </w:rPr>
-        <w:t>Негодяев Андрей Сергеевич</w:t>
+        <w:t>Клишунов Алексей</w:t>
       </w:r>
     </w:p>
     <w:p>
@@ -563,7 +563,7 @@
                 <w:sz w:val="22"/>
                 <w:szCs w:val="22"/>
               </w:rPr>
-              <w:t>Негодяев Андрей Сергеевич</w:t>
+              <w:t>Клишунов Алексей</w:t>
             </w:r>
           </w:p>
         </w:tc>
@@ -752,7 +752,18 @@
                 <w:sz w:val="22"/>
                 <w:szCs w:val="22"/>
               </w:rPr>
-              <w:t>@slepehb</w:t>
+              <w:t>@</w:t>
+            </w:r>
+            <w:r>
+              <w:rPr>
+                <w:rFonts w:eastAsia="Times New Roman" w:cs="Times New Roman"/>
+                <w:b w:val="false"/>
+                <w:bCs w:val="false"/>
+                <w:sz w:val="22"/>
+                <w:szCs w:val="22"/>
+                <w:lang w:val="en-US"/>
+              </w:rPr>
+              <w:t>Neznakometss</w:t>
             </w:r>
           </w:p>
         </w:tc>
@@ -2953,31 +2964,7 @@
           <w:sz w:val="24"/>
           <w:szCs w:val="24"/>
         </w:rPr>
-        <w:t>TFT-экран 2.0", контроллер ST7789, разрешение 240×</w:t>
-      </w:r>
-      <w:r>
-        <w:rPr>
-          <w:rFonts w:eastAsia="Times New Roman" w:cs="Times New Roman"/>
-          <w:b w:val="false"/>
-          <w:bCs w:val="false"/>
-          <w:i w:val="false"/>
-          <w:iCs w:val="false"/>
-          <w:sz w:val="24"/>
-          <w:szCs w:val="24"/>
-        </w:rPr>
-        <w:t>24</w:t>
-      </w:r>
-      <w:r>
-        <w:rPr>
-          <w:rFonts w:eastAsia="Times New Roman" w:cs="Times New Roman"/>
-          <w:b w:val="false"/>
-          <w:bCs w:val="false"/>
-          <w:i w:val="false"/>
-          <w:iCs w:val="false"/>
-          <w:sz w:val="24"/>
-          <w:szCs w:val="24"/>
-        </w:rPr>
-        <w:t>0, интерфейс SPI — индикация режима таймера Помодоро;</w:t>
+        <w:t>TFT-экран 2.0", контроллер ST7789, разрешение 240×240, интерфейс SPI — индикация режима таймера Помодоро;</w:t>
       </w:r>
     </w:p>
     <w:p>
@@ -6332,7 +6319,7 @@
   </w:style>
   <w:style w:type="paragraph" w:styleId="Heading1">
     <w:name w:val="heading 1"/>
-    <w:basedOn w:val="Style10"/>
+    <w:basedOn w:val="user2"/>
     <w:qFormat/>
     <w:pPr/>
     <w:rPr>
@@ -6345,7 +6332,7 @@
   </w:style>
   <w:style w:type="paragraph" w:styleId="Heading2">
     <w:name w:val="heading 2"/>
-    <w:basedOn w:val="Style10"/>
+    <w:basedOn w:val="user2"/>
     <w:qFormat/>
     <w:pPr/>
     <w:rPr>
@@ -6356,7 +6343,7 @@
   </w:style>
   <w:style w:type="paragraph" w:styleId="Heading3">
     <w:name w:val="heading 3"/>
-    <w:basedOn w:val="Style10"/>
+    <w:basedOn w:val="user2"/>
     <w:qFormat/>
     <w:pPr/>
     <w:rPr>
@@ -6367,7 +6354,7 @@
   </w:style>
   <w:style w:type="paragraph" w:styleId="Heading4">
     <w:name w:val="heading 4"/>
-    <w:basedOn w:val="Style10"/>
+    <w:basedOn w:val="user2"/>
     <w:qFormat/>
     <w:pPr/>
     <w:rPr>
@@ -6378,7 +6365,7 @@
   </w:style>
   <w:style w:type="paragraph" w:styleId="Heading5">
     <w:name w:val="heading 5"/>
-    <w:basedOn w:val="Style10"/>
+    <w:basedOn w:val="user2"/>
     <w:qFormat/>
     <w:pPr/>
     <w:rPr>
@@ -6387,7 +6374,7 @@
   </w:style>
   <w:style w:type="paragraph" w:styleId="Heading6">
     <w:name w:val="heading 6"/>
-    <w:basedOn w:val="Style10"/>
+    <w:basedOn w:val="user2"/>
     <w:qFormat/>
     <w:pPr/>
     <w:rPr>
@@ -6403,8 +6390,8 @@
       <w:u w:val="single"/>
     </w:rPr>
   </w:style>
-  <w:style w:type="character" w:styleId="Style8">
-    <w:name w:val="Символ сноски"/>
+  <w:style w:type="character" w:styleId="user">
+    <w:name w:val="Символ сноски (user)"/>
     <w:uiPriority w:val="99"/>
     <w:semiHidden/>
     <w:unhideWhenUsed/>
@@ -6413,8 +6400,8 @@
       <w:vertAlign w:val="superscript"/>
     </w:rPr>
   </w:style>
-  <w:style w:type="character" w:styleId="user">
-    <w:name w:val="Символ сноски (user)"/>
+  <w:style w:type="character" w:styleId="Style8">
+    <w:name w:val="Символ сноски"/>
     <w:qFormat/>
     <w:rPr>
       <w:vertAlign w:val="superscript"/>
@@ -6437,8 +6424,8 @@
       <w:szCs w:val="20"/>
     </w:rPr>
   </w:style>
-  <w:style w:type="character" w:styleId="Style9">
-    <w:name w:val="Символ концевой сноски"/>
+  <w:style w:type="character" w:styleId="user1">
+    <w:name w:val="Символ концевой сноски (user)"/>
     <w:uiPriority w:val="99"/>
     <w:semiHidden/>
     <w:unhideWhenUsed/>
@@ -6447,8 +6434,8 @@
       <w:vertAlign w:val="superscript"/>
     </w:rPr>
   </w:style>
-  <w:style w:type="character" w:styleId="user1">
-    <w:name w:val="Символ концевой сноски (user)"/>
+  <w:style w:type="character" w:styleId="Style9">
+    <w:name w:val="Символ концевой сноски"/>
     <w:qFormat/>
     <w:rPr>
       <w:vertAlign w:val="superscript"/>
@@ -6557,7 +6544,7 @@
   </w:style>
   <w:style w:type="paragraph" w:styleId="Title">
     <w:name w:val="Title"/>
-    <w:basedOn w:val="Style10"/>
+    <w:basedOn w:val="user2"/>
     <w:qFormat/>
     <w:pPr/>
     <w:rPr>
